--- a/DBTUNING/ch15_성능튜닝개요/ch15_실습문제_추가서술형.docx
+++ b/DBTUNING/ch15_성능튜닝개요/ch15_실습문제_추가서술형.docx
@@ -10,7 +10,7 @@
         <w:rPr>
           <w:rFonts w:ascii="맑은 고딕" w:hAnsi="맑은 고딕" w:eastAsia="맑은 고딕"/>
         </w:rPr>
-        <w:t>제1장  성능 튜닝 개요 — 추가 실습문제 (서술형·문제해결형·진단절차형)</w:t>
+        <w:t>제ch15  성능 튜닝 개요 — 추가 실습문제 (서술형·문제해결형·진단절차형)</w:t>
       </w:r>
     </w:p>
     <w:p>
@@ -333,7 +333,7 @@
           <w:b w:val="0"/>
           <w:sz w:val="21"/>
         </w:rPr>
-        <w:t>[추가-08] ADMIN 31장이 다룬 것과 이 과정(1장)이 무엇을 더 다루는지, 그리고 실습 환경의 차이를 설명하라.</w:t>
+        <w:t>[추가-08] ADMIN 31장이 다룬 것과 이 과정(ch15)이 무엇을 더 다루는지, 그리고 실습 환경의 차이를 설명하라.</w:t>
       </w:r>
     </w:p>
     <w:p>

--- a/DBTUNING/ch15_성능튜닝개요/ch15_실습문제_추가서술형.docx
+++ b/DBTUNING/ch15_성능튜닝개요/ch15_실습문제_추가서술형.docx
@@ -10,7 +10,7 @@
         <w:rPr>
           <w:rFonts w:ascii="맑은 고딕" w:hAnsi="맑은 고딕" w:eastAsia="맑은 고딕"/>
         </w:rPr>
-        <w:t>제ch15  성능 튜닝 개요 — 추가 실습문제 (서술형·문제해결형·진단절차형)</w:t>
+        <w:t>ch15  성능 튜닝 개요 — 추가 실습문제 (서술형·문제해결형·진단절차형)</w:t>
       </w:r>
     </w:p>
     <w:p>
